--- a/metaanalysis/conference_submissions/ecel/EL-095-Checklist.docx
+++ b/metaanalysis/conference_submissions/ecel/EL-095-Checklist.docx
@@ -150,7 +150,7 @@
       <w:hyperlink r:id="rId9" w:history="1">
         <w:r>
           <w:rPr>
-            <w:rStyle w:val="Hyperlink"/>
+            <w:rStyle w:val="a4"/>
             <w:b/>
           </w:rPr>
           <w:t>http://www.academic-conferences.org/conferences/submission-information</w:t>
@@ -1042,15 +1042,15 @@
     </w:p>
     <w:tbl>
       <w:tblPr>
-        <w:tblStyle w:val="TableGrid"/>
+        <w:tblStyle w:val="a3"/>
         <w:tblW w:w="0" w:type="auto"/>
         <w:tblLook w:val="04A0" w:firstRow="1" w:lastRow="0" w:firstColumn="1" w:lastColumn="0" w:noHBand="0" w:noVBand="1"/>
       </w:tblPr>
       <w:tblGrid>
-        <w:gridCol w:w="1240"/>
-        <w:gridCol w:w="3863"/>
-        <w:gridCol w:w="987"/>
-        <w:gridCol w:w="4106"/>
+        <w:gridCol w:w="1235"/>
+        <w:gridCol w:w="3885"/>
+        <w:gridCol w:w="976"/>
+        <w:gridCol w:w="4100"/>
       </w:tblGrid>
       <w:tr>
         <w:tc>
@@ -1156,6 +1156,59 @@
                 <w:b/>
               </w:rPr>
             </w:pPr>
+            <w:r>
+              <w:rPr>
+                <w:noProof/>
+              </w:rPr>
+              <w:drawing>
+                <wp:inline distT="0" distB="0" distL="0" distR="0" wp14:anchorId="0CF22767" wp14:editId="5C88E5AC">
+                  <wp:extent cx="1672532" cy="314325"/>
+                  <wp:effectExtent l="0" t="0" r="4445" b="0"/>
+                  <wp:docPr id="465930161" name="図 1"/>
+                  <wp:cNvGraphicFramePr>
+                    <a:graphicFrameLocks xmlns:a="http://schemas.openxmlformats.org/drawingml/2006/main" noChangeAspect="1"/>
+                  </wp:cNvGraphicFramePr>
+                  <a:graphic xmlns:a="http://schemas.openxmlformats.org/drawingml/2006/main">
+                    <a:graphicData uri="http://schemas.openxmlformats.org/drawingml/2006/picture">
+                      <pic:pic xmlns:pic="http://schemas.openxmlformats.org/drawingml/2006/picture">
+                        <pic:nvPicPr>
+                          <pic:cNvPr id="0" name="Picture 1"/>
+                          <pic:cNvPicPr>
+                            <a:picLocks noChangeAspect="1" noChangeArrowheads="1"/>
+                          </pic:cNvPicPr>
+                        </pic:nvPicPr>
+                        <pic:blipFill>
+                          <a:blip r:embed="rId10">
+                            <a:extLst>
+                              <a:ext uri="{28A0092B-C50C-407E-A947-70E740481C1C}">
+                                <a14:useLocalDpi xmlns:a14="http://schemas.microsoft.com/office/drawing/2010/main" val="0"/>
+                              </a:ext>
+                            </a:extLst>
+                          </a:blip>
+                          <a:srcRect/>
+                          <a:stretch>
+                            <a:fillRect/>
+                          </a:stretch>
+                        </pic:blipFill>
+                        <pic:spPr bwMode="auto">
+                          <a:xfrm>
+                            <a:off x="0" y="0"/>
+                            <a:ext cx="1713053" cy="321940"/>
+                          </a:xfrm>
+                          <a:prstGeom prst="rect">
+                            <a:avLst/>
+                          </a:prstGeom>
+                          <a:noFill/>
+                          <a:ln>
+                            <a:noFill/>
+                          </a:ln>
+                        </pic:spPr>
+                      </pic:pic>
+                    </a:graphicData>
+                  </a:graphic>
+                </wp:inline>
+              </w:drawing>
+            </w:r>
           </w:p>
         </w:tc>
         <w:tc>
@@ -1197,8 +1250,8 @@
       </w:pPr>
     </w:p>
     <w:sectPr>
-      <w:headerReference w:type="default" r:id="rId10"/>
-      <w:footerReference w:type="default" r:id="rId11"/>
+      <w:headerReference w:type="default" r:id="rId11"/>
+      <w:footerReference w:type="default" r:id="rId12"/>
       <w:pgSz w:w="11906" w:h="16838"/>
       <w:pgMar w:top="823" w:right="849" w:bottom="851" w:left="851" w:header="345" w:footer="414" w:gutter="0"/>
       <w:cols w:space="708"/>
@@ -1231,7 +1284,7 @@
 <w:ftr xmlns:wpc="http://schemas.microsoft.com/office/word/2010/wordprocessingCanvas" xmlns:cx="http://schemas.microsoft.com/office/drawing/2014/chartex" xmlns:cx1="http://schemas.microsoft.com/office/drawing/2015/9/8/chartex" xmlns:cx2="http://schemas.microsoft.com/office/drawing/2015/10/21/chartex" xmlns:cx3="http://schemas.microsoft.com/office/drawing/2016/5/9/chartex" xmlns:cx4="http://schemas.microsoft.com/office/drawing/2016/5/10/chartex" xmlns:cx5="http://schemas.microsoft.com/office/drawing/2016/5/11/chartex" xmlns:cx6="http://schemas.microsoft.com/office/drawing/2016/5/12/chartex" xmlns:cx7="http://schemas.microsoft.com/office/drawing/2016/5/13/chartex" xmlns:cx8="http://schemas.microsoft.com/office/drawing/2016/5/14/chartex" xmlns:mc="http://schemas.openxmlformats.org/markup-compatibility/2006" xmlns:aink="http://schemas.microsoft.com/office/drawing/2016/ink" xmlns:am3d="http://schemas.microsoft.com/office/drawing/2017/model3d" xmlns:o="urn:schemas-microsoft-com:office:office" xmlns:oel="http://schemas.microsoft.com/office/2019/extlst" xmlns:r="http://schemas.openxmlformats.org/officeDocument/2006/relationships" xmlns:m="http://schemas.openxmlformats.org/officeDocument/2006/math" xmlns:v="urn:schemas-microsoft-com:vml" xmlns:wp14="http://schemas.microsoft.com/office/word/2010/wordprocessingDrawing" xmlns:wp="http://schemas.openxmlformats.org/drawingml/2006/wordprocessingDrawing" xmlns:w10="urn:schemas-microsoft-com:office:word" xmlns:w="http://schemas.openxmlformats.org/wordprocessingml/2006/main" xmlns:w14="http://schemas.microsoft.com/office/word/2010/wordml" xmlns:w15="http://schemas.microsoft.com/office/word/2012/wordml" xmlns:w16cex="http://schemas.microsoft.com/office/word/2018/wordml/cex" xmlns:w16cid="http://schemas.microsoft.com/office/word/2016/wordml/cid" xmlns:w16="http://schemas.microsoft.com/office/word/2018/wordml" xmlns:w16du="http://schemas.microsoft.com/office/word/2023/wordml/word16du" xmlns:w16sdtdh="http://schemas.microsoft.com/office/word/2020/wordml/sdtdatahash" xmlns:w16sdtfl="http://schemas.microsoft.com/office/word/2024/wordml/sdtformatlock" xmlns:w16se="http://schemas.microsoft.com/office/word/2015/wordml/symex" xmlns:wpg="http://schemas.microsoft.com/office/word/2010/wordprocessingGroup" xmlns:wpi="http://schemas.microsoft.com/office/word/2010/wordprocessingInk" xmlns:wne="http://schemas.microsoft.com/office/word/2006/wordml" xmlns:wps="http://schemas.microsoft.com/office/word/2010/wordprocessingShape" mc:Ignorable="w14 w15 w16se w16cid w16 w16cex w16sdtdh w16sdtfl w16du wp14">
   <w:p>
     <w:pPr>
-      <w:pStyle w:val="Footer"/>
+      <w:pStyle w:val="aa"/>
       <w:tabs>
         <w:tab w:val="clear" w:pos="4513"/>
         <w:tab w:val="clear" w:pos="9026"/>
@@ -1330,7 +1383,7 @@
   </w:p>
   <w:p>
     <w:pPr>
-      <w:pStyle w:val="Footer"/>
+      <w:pStyle w:val="aa"/>
       <w:jc w:val="center"/>
       <w:rPr>
         <w:sz w:val="18"/>
@@ -1365,7 +1418,7 @@
   </w:p>
   <w:p>
     <w:pPr>
-      <w:pStyle w:val="Footer"/>
+      <w:pStyle w:val="aa"/>
       <w:jc w:val="center"/>
       <w:rPr>
         <w:sz w:val="18"/>
@@ -1386,7 +1439,7 @@
   </w:p>
   <w:p>
     <w:pPr>
-      <w:pStyle w:val="Footer"/>
+      <w:pStyle w:val="aa"/>
       <w:jc w:val="center"/>
       <w:rPr>
         <w:sz w:val="18"/>
@@ -1551,7 +1604,7 @@
   <w:docDefaults>
     <w:rPrDefault>
       <w:rPr>
-        <w:rFonts w:ascii="Times New Roman" w:eastAsia="Times New Roman" w:hAnsi="Times New Roman" w:cs="Times New Roman"/>
+        <w:rFonts w:ascii="Times New Roman" w:eastAsiaTheme="minorEastAsia" w:hAnsi="Times New Roman" w:cs="Times New Roman"/>
         <w:sz w:val="22"/>
         <w:szCs w:val="22"/>
         <w:lang w:val="en-GB" w:eastAsia="en-GB" w:bidi="ar-SA"/>
@@ -1941,7 +1994,7 @@
     <w:lsdException w:name="Unresolved Mention" w:semiHidden="1" w:unhideWhenUsed="1"/>
     <w:lsdException w:name="Smart Link" w:semiHidden="1" w:unhideWhenUsed="1"/>
   </w:latentStyles>
-  <w:style w:type="paragraph" w:default="1" w:styleId="Normal">
+  <w:style w:type="paragraph" w:default="1" w:styleId="a">
     <w:name w:val="Normal"/>
     <w:qFormat/>
     <w:rsid w:val="00483191"/>
@@ -1954,12 +2007,13 @@
       <w:szCs w:val="24"/>
     </w:rPr>
   </w:style>
-  <w:style w:type="character" w:default="1" w:styleId="DefaultParagraphFont">
+  <w:style w:type="character" w:default="1" w:styleId="a0">
     <w:name w:val="Default Paragraph Font"/>
     <w:uiPriority w:val="1"/>
+    <w:semiHidden/>
     <w:unhideWhenUsed/>
   </w:style>
-  <w:style w:type="table" w:default="1" w:styleId="TableNormal">
+  <w:style w:type="table" w:default="1" w:styleId="a1">
     <w:name w:val="Normal Table"/>
     <w:uiPriority w:val="99"/>
     <w:semiHidden/>
@@ -1974,7 +2028,7 @@
       </w:tblCellMar>
     </w:tblPr>
   </w:style>
-  <w:style w:type="numbering" w:default="1" w:styleId="NoList">
+  <w:style w:type="numbering" w:default="1" w:styleId="a2">
     <w:name w:val="No List"/>
     <w:uiPriority w:val="99"/>
     <w:semiHidden/>
@@ -1982,8 +2036,8 @@
   </w:style>
   <w:style w:type="paragraph" w:customStyle="1" w:styleId="StyleFigrefLeft0cmHanging19cm">
     <w:name w:val="Style Fig ref + Left:  0 cm Hanging:  1.9 cm"/>
-    <w:basedOn w:val="Normal"/>
-    <w:next w:val="Normal"/>
+    <w:basedOn w:val="a"/>
+    <w:next w:val="a"/>
     <w:uiPriority w:val="99"/>
     <w:rsid w:val="00340864"/>
     <w:pPr>
@@ -1996,9 +2050,9 @@
       <w:lang w:eastAsia="en-US"/>
     </w:rPr>
   </w:style>
-  <w:style w:type="table" w:styleId="TableGrid">
+  <w:style w:type="table" w:styleId="a3">
     <w:name w:val="Table Grid"/>
-    <w:basedOn w:val="TableNormal"/>
+    <w:basedOn w:val="a1"/>
     <w:uiPriority w:val="99"/>
     <w:rsid w:val="00483191"/>
     <w:pPr>
@@ -2019,9 +2073,9 @@
       </w:tblBorders>
     </w:tblPr>
   </w:style>
-  <w:style w:type="character" w:styleId="Hyperlink">
+  <w:style w:type="character" w:styleId="a4">
     <w:name w:val="Hyperlink"/>
-    <w:basedOn w:val="DefaultParagraphFont"/>
+    <w:basedOn w:val="a0"/>
     <w:uiPriority w:val="99"/>
     <w:rsid w:val="00490760"/>
     <w:rPr>
@@ -2030,10 +2084,10 @@
       <w:u w:val="single"/>
     </w:rPr>
   </w:style>
-  <w:style w:type="paragraph" w:styleId="FootnoteText">
+  <w:style w:type="paragraph" w:styleId="a5">
     <w:name w:val="footnote text"/>
-    <w:basedOn w:val="Normal"/>
-    <w:link w:val="FootnoteTextChar"/>
+    <w:basedOn w:val="a"/>
+    <w:link w:val="a6"/>
     <w:uiPriority w:val="99"/>
     <w:semiHidden/>
     <w:rsid w:val="00681E27"/>
@@ -2046,10 +2100,10 @@
       <w:lang w:eastAsia="en-US"/>
     </w:rPr>
   </w:style>
-  <w:style w:type="character" w:customStyle="1" w:styleId="FootnoteTextChar">
-    <w:name w:val="Footnote Text Char"/>
-    <w:basedOn w:val="DefaultParagraphFont"/>
-    <w:link w:val="FootnoteText"/>
+  <w:style w:type="character" w:customStyle="1" w:styleId="a6">
+    <w:name w:val="脚注文字列 (文字)"/>
+    <w:basedOn w:val="a0"/>
+    <w:link w:val="a5"/>
     <w:uiPriority w:val="99"/>
     <w:semiHidden/>
     <w:locked/>
@@ -2061,9 +2115,9 @@
       <w:lang w:eastAsia="en-US"/>
     </w:rPr>
   </w:style>
-  <w:style w:type="character" w:styleId="FootnoteReference">
+  <w:style w:type="character" w:styleId="a7">
     <w:name w:val="footnote reference"/>
-    <w:basedOn w:val="DefaultParagraphFont"/>
+    <w:basedOn w:val="a0"/>
     <w:uiPriority w:val="99"/>
     <w:semiHidden/>
     <w:rsid w:val="00681E27"/>
@@ -2072,10 +2126,10 @@
       <w:vertAlign w:val="superscript"/>
     </w:rPr>
   </w:style>
-  <w:style w:type="paragraph" w:styleId="Header">
+  <w:style w:type="paragraph" w:styleId="a8">
     <w:name w:val="header"/>
-    <w:basedOn w:val="Normal"/>
-    <w:link w:val="HeaderChar"/>
+    <w:basedOn w:val="a"/>
+    <w:link w:val="a9"/>
     <w:uiPriority w:val="99"/>
     <w:unhideWhenUsed/>
     <w:rsid w:val="00B2129A"/>
@@ -2086,10 +2140,10 @@
       </w:tabs>
     </w:pPr>
   </w:style>
-  <w:style w:type="character" w:customStyle="1" w:styleId="HeaderChar">
-    <w:name w:val="Header Char"/>
-    <w:basedOn w:val="DefaultParagraphFont"/>
-    <w:link w:val="Header"/>
+  <w:style w:type="character" w:customStyle="1" w:styleId="a9">
+    <w:name w:val="ヘッダー (文字)"/>
+    <w:basedOn w:val="a0"/>
+    <w:link w:val="a8"/>
     <w:uiPriority w:val="99"/>
     <w:locked/>
     <w:rsid w:val="00B2129A"/>
@@ -2099,10 +2153,10 @@
       <w:szCs w:val="24"/>
     </w:rPr>
   </w:style>
-  <w:style w:type="paragraph" w:styleId="Footer">
+  <w:style w:type="paragraph" w:styleId="aa">
     <w:name w:val="footer"/>
-    <w:basedOn w:val="Normal"/>
-    <w:link w:val="FooterChar"/>
+    <w:basedOn w:val="a"/>
+    <w:link w:val="ab"/>
     <w:uiPriority w:val="99"/>
     <w:unhideWhenUsed/>
     <w:rsid w:val="00B2129A"/>
@@ -2113,10 +2167,10 @@
       </w:tabs>
     </w:pPr>
   </w:style>
-  <w:style w:type="character" w:customStyle="1" w:styleId="FooterChar">
-    <w:name w:val="Footer Char"/>
-    <w:basedOn w:val="DefaultParagraphFont"/>
-    <w:link w:val="Footer"/>
+  <w:style w:type="character" w:customStyle="1" w:styleId="ab">
+    <w:name w:val="フッター (文字)"/>
+    <w:basedOn w:val="a0"/>
+    <w:link w:val="aa"/>
     <w:uiPriority w:val="99"/>
     <w:locked/>
     <w:rsid w:val="00B2129A"/>
@@ -2413,15 +2467,6 @@
 </file>
 
 <file path=customXml/item1.xml><?xml version="1.0" encoding="utf-8"?>
-<?mso-contentType ?>
-<FormTemplates xmlns="http://schemas.microsoft.com/sharepoint/v3/contenttype/forms">
-  <Display>DocumentLibraryForm</Display>
-  <Edit>DocumentLibraryForm</Edit>
-  <New>DocumentLibraryForm</New>
-</FormTemplates>
-</file>
-
-<file path=customXml/item2.xml><?xml version="1.0" encoding="utf-8"?>
 <p:properties xmlns:p="http://schemas.microsoft.com/office/2006/metadata/properties" xmlns:xsi="http://www.w3.org/2001/XMLSchema-instance" xmlns:pc="http://schemas.microsoft.com/office/infopath/2007/PartnerControls">
   <documentManagement>
     <lcf76f155ced4ddcb4097134ff3c332f xmlns="686051de-f70d-4c35-9570-0dd96066de21">
@@ -2430,6 +2475,15 @@
     <TaxCatchAll xmlns="5ace0d9a-63a6-4e53-b3ff-732e803e8e24" xsi:nil="true"/>
   </documentManagement>
 </p:properties>
+</file>
+
+<file path=customXml/item2.xml><?xml version="1.0" encoding="utf-8"?>
+<?mso-contentType ?>
+<FormTemplates xmlns="http://schemas.microsoft.com/sharepoint/v3/contenttype/forms">
+  <Display>DocumentLibraryForm</Display>
+  <Edit>DocumentLibraryForm</Edit>
+  <New>DocumentLibraryForm</New>
+</FormTemplates>
 </file>
 
 <file path=customXml/item3.xml><?xml version="1.0" encoding="utf-8"?>
@@ -2640,14 +2694,6 @@
 </file>
 
 <file path=customXml/itemProps1.xml><?xml version="1.0" encoding="utf-8"?>
-<ds:datastoreItem xmlns:ds="http://schemas.openxmlformats.org/officeDocument/2006/customXml" ds:itemID="{54F4F35F-2A48-46A7-841C-BF6858704350}">
-  <ds:schemaRefs>
-    <ds:schemaRef ds:uri="http://schemas.microsoft.com/sharepoint/v3/contenttype/forms"/>
-  </ds:schemaRefs>
-</ds:datastoreItem>
-</file>
-
-<file path=customXml/itemProps2.xml><?xml version="1.0" encoding="utf-8"?>
 <ds:datastoreItem xmlns:ds="http://schemas.openxmlformats.org/officeDocument/2006/customXml" ds:itemID="{E1DB245F-1B2B-4350-A14A-C81B80B332B8}">
   <ds:schemaRefs>
     <ds:schemaRef ds:uri="http://schemas.microsoft.com/office/2006/metadata/properties"/>
@@ -2658,6 +2704,29 @@
 </ds:datastoreItem>
 </file>
 
+<file path=customXml/itemProps2.xml><?xml version="1.0" encoding="utf-8"?>
+<ds:datastoreItem xmlns:ds="http://schemas.openxmlformats.org/officeDocument/2006/customXml" ds:itemID="{54F4F35F-2A48-46A7-841C-BF6858704350}">
+  <ds:schemaRefs>
+    <ds:schemaRef ds:uri="http://schemas.microsoft.com/sharepoint/v3/contenttype/forms"/>
+  </ds:schemaRefs>
+</ds:datastoreItem>
+</file>
+
 <file path=customXml/itemProps3.xml><?xml version="1.0" encoding="utf-8"?>
-<ds:datastoreItem xmlns:ds="http://schemas.openxmlformats.org/officeDocument/2006/customXml" ds:itemID="{54BE8CA6-E0F6-4299-98B7-7290F15FB5BD}"/>
+<ds:datastoreItem xmlns:ds="http://schemas.openxmlformats.org/officeDocument/2006/customXml" ds:itemID="{54BE8CA6-E0F6-4299-98B7-7290F15FB5BD}">
+  <ds:schemaRefs>
+    <ds:schemaRef ds:uri="http://schemas.microsoft.com/office/2006/metadata/contentType"/>
+    <ds:schemaRef ds:uri="http://schemas.microsoft.com/office/2006/metadata/properties/metaAttributes"/>
+    <ds:schemaRef ds:uri="http://www.w3.org/2001/XMLSchema"/>
+    <ds:schemaRef ds:uri="http://schemas.microsoft.com/office/2006/metadata/properties"/>
+    <ds:schemaRef ds:uri="686051de-f70d-4c35-9570-0dd96066de21"/>
+    <ds:schemaRef ds:uri="5ace0d9a-63a6-4e53-b3ff-732e803e8e24"/>
+    <ds:schemaRef ds:uri="http://schemas.microsoft.com/office/2006/documentManagement/types"/>
+    <ds:schemaRef ds:uri="http://schemas.microsoft.com/office/infopath/2007/PartnerControls"/>
+    <ds:schemaRef ds:uri="http://schemas.openxmlformats.org/package/2006/metadata/core-properties"/>
+    <ds:schemaRef ds:uri="http://purl.org/dc/elements/1.1/"/>
+    <ds:schemaRef ds:uri="http://purl.org/dc/terms/"/>
+    <ds:schemaRef ds:uri="http://schemas.microsoft.com/internal/obd"/>
+  </ds:schemaRefs>
+</ds:datastoreItem>
 </file>